--- a/Dataset/generated_documents/maintenance/MNT_EVT-032.docx
+++ b/Dataset/generated_documents/maintenance/MNT_EVT-032.docx
@@ -37,7 +37,7 @@
           <w:b/>
           <w:sz w:val="32"/>
         </w:rPr>
-        <w:t>Equipment Repair Report</w:t>
+        <w:t>Maintenance Activity Report</w:t>
       </w:r>
     </w:p>
     <w:p/>
@@ -77,7 +77,7 @@
           </w:tcPr>
           <w:p>
             <w:r>
-              <w:t>58F48AAB</w:t>
+              <w:t>0F02AD90</w:t>
             </w:r>
           </w:p>
         </w:tc>
@@ -209,7 +209,7 @@
           </w:tcPr>
           <w:p>
             <w:r>
-              <w:t>14-Jul-2026 20:10</w:t>
+              <w:t>15-Jul-2026 13:05</w:t>
             </w:r>
           </w:p>
         </w:tc>
@@ -619,13 +619,12 @@
     <w:p>
       <w:r>
         <w:br/>
-        <w:t>Equipment ID:</w:t>
+        <w:t>Maintenance request received from</w:t>
+        <w:br/>
+        <w:t>Operations department.</w:t>
         <w:br/>
         <w:br/>
-        <w:t>P-102</w:t>
-        <w:br/>
-        <w:br/>
-        <w:t>Failure Report:</w:t>
+        <w:t>Issue:</w:t>
         <w:br/>
         <w:br/>
         <w:t>Leakage detected</w:t>
@@ -643,13 +642,19 @@
     <w:p>
       <w:r>
         <w:br/>
-        <w:t>Inspection identified:</w:t>
+        <w:t>Inspection Summary</w:t>
         <w:br/>
         <w:br/>
-        <w:t>Failure Category:</w:t>
+        <w:t>Priority :</w:t>
         <w:br/>
         <w:br/>
-        <w:t>Mechanical</w:t>
+        <w:t>Medium</w:t>
+        <w:br/>
+        <w:br/>
+        <w:t>Severity :</w:t>
+        <w:br/>
+        <w:br/>
+        <w:t>Low</w:t>
         <w:br/>
       </w:r>
     </w:p>
@@ -664,13 +669,16 @@
     <w:p>
       <w:r>
         <w:br/>
-        <w:t>Repair completed.</w:t>
+        <w:t>Maintenance activities completed.</w:t>
         <w:br/>
         <w:br/>
-        <w:t>Action performed:</w:t>
+        <w:t>Corrective action:</w:t>
         <w:br/>
         <w:br/>
         <w:t>Seal replaced</w:t>
+        <w:br/>
+        <w:br/>
+        <w:t>Equipment performance verified.</w:t>
         <w:br/>
       </w:r>
     </w:p>
@@ -710,7 +718,7 @@
     </w:p>
     <w:p>
       <w:r>
-        <w:t>Area was barricaded before maintenance work.</w:t>
+        <w:t>Equipment was electrically isolated before repair.</w:t>
       </w:r>
     </w:p>
     <w:p>
@@ -723,7 +731,7 @@
     </w:p>
     <w:p>
       <w:r>
-        <w:t>Hydraulic Jack</w:t>
+        <w:t>Torque Wrench</w:t>
       </w:r>
     </w:p>
     <w:p>
@@ -1144,7 +1152,7 @@
     </w:p>
     <w:p>
       <w:r>
-        <w:t>☐ Lock Out / Tag Out (LOTO) Followed — Pending</w:t>
+        <w:t>☑ Lock Out / Tag Out (LOTO) Followed</w:t>
       </w:r>
     </w:p>
     <w:p>
@@ -1188,7 +1196,7 @@
     </w:p>
     <w:p>
       <w:r>
-        <w:t>Increase preventive maintenance frequency.</w:t>
+        <w:t>Check lubrication schedule.</w:t>
       </w:r>
     </w:p>
     <w:p/>
